--- a/Fase8_Marco_Normas_Plan_Recoleccion.docx
+++ b/Fase8_Marco_Normas_Plan_Recoleccion.docx
@@ -97,7 +97,7 @@
           <w:sz w:val="22"/>
           <w:szCs w:val="22"/>
         </w:rPr>
-        <w:t xml:space="preserve">El Índice General de Integridad (IGI) y el Índice de Integridad Complementario (IIC), definidos en la Fase 6, son puntajes absolutos en una escala de 0 a 100. Por sí solos no indican si un valor de, por ejemplo, 35/100 es alto, bajo o típico para una persona de un país, industria o rango de edad determinado. Una norma poblacional permite traducir ese puntaje absoluto en una posición relativa (percentil o puntuación Z) frente a un grupo de referencia comparable, que es lo que finalmente hace interpretable el resultado tanto para la capa individual (perfil) como para la capa empresarial (reporte de riesgo).</w:t>
+        <w:t xml:space="preserve">El Índice General de Integridad (IGI), definido en la Fase 6, es un puntaje absoluto en una escala de 0 a 100 (con un tope estructural de 95, ver DECISIONS.md punto 20). Por sí solo no indican si un valor de, por ejemplo, 35/100 es alto, bajo o típico para una persona de un país, industria o rango de edad determinado. Una norma poblacional permite traducir ese puntaje absoluto en una posición relativa (percentil o puntuación Z) frente a un grupo de referencia comparable, que es lo que finalmente hace interpretable el resultado tanto para la capa individual (perfil) como para la capa empresarial (reporte de riesgo).</w:t>
       </w:r>
     </w:p>
     <w:p>
@@ -148,7 +148,7 @@
           <w:sz w:val="22"/>
           <w:szCs w:val="22"/>
         </w:rPr>
-        <w:t xml:space="preserve">[HECHO] Media_muestra_referencia y DesviaciónEstándar_muestra_referencia son, por ahora, cantidades desconocidas: se calcularán únicamente a partir de datos reales recolectados según el plan de la Sección 4, nunca estimadas o supuestas. Hasta entonces, todo reporte del instrumento debe mostrar el IGI/IIC en su escala absoluta, sin Z ni percentil, o con la leyenda explícita [PENDIENTE DE DATO PILOTO].</w:t>
+        <w:t xml:space="preserve">[HECHO] Media_muestra_referencia y DesviaciónEstándar_muestra_referencia son, por ahora, cantidades desconocidas: se calcularán únicamente a partir de datos reales recolectados según el plan de la Sección 4, nunca estimadas o supuestas. Hasta entonces, todo reporte del instrumento debe mostrar el IGI en su escala absoluta, sin Z ni percentil, o con la leyenda explícita [PENDIENTE DE DATO PILOTO].</w:t>
       </w:r>
     </w:p>
     <w:p>
@@ -431,7 +431,7 @@
                 <w:sz w:val="20"/>
                 <w:szCs w:val="20"/>
               </w:rPr>
-              <w:t xml:space="preserve">400-800 casos (≈ 5-10 por reactivo de los 80 del banco)</w:t>
+              <w:t xml:space="preserve">400-800 casos (≈ 2-4 por reactivo de los 210 del banco vigente, DECISIONS.md punto 28)</w:t>
             </w:r>
           </w:p>
         </w:tc>

--- a/Fase8_Marco_Normas_Plan_Recoleccion.docx
+++ b/Fase8_Marco_Normas_Plan_Recoleccion.docx
@@ -192,25 +192,25 @@
           <w:sz w:val="22"/>
           <w:szCs w:val="22"/>
         </w:rPr>
-        <w:t xml:space="preserve">[HIPÓTESIS] La norma no debe calcularse como un único grupo de referencia global, sino segmentada como mínimo por las siguientes variables, en la medida en que el tamaño de muestra por segmento lo permita (ver Sección 3):</w:t>
-      </w:r>
-    </w:p>
-    <w:p>
-      <w:pPr>
-        <w:pStyle w:val="ListParagraph"/>
-        <w:numPr>
-          <w:ilvl w:val="0"/>
-          <w:numId w:val="2"/>
-        </w:numPr>
-        <w:spacing w:after="80"/>
-      </w:pPr>
-      <w:r>
-        <w:rPr>
-          <w:rFonts w:ascii="Calibri" w:cs="Calibri" w:eastAsia="Calibri" w:hAnsi="Calibri"/>
-          <w:sz w:val="22"/>
-          <w:szCs w:val="22"/>
-        </w:rPr>
-        <w:t xml:space="preserve">País o región (dado que las normas sociales de referencia para varias dimensiones — p. ej. Apego a la Norma Social, Integridad Transaccional — pueden variar culturalmente).</w:t>
+        <w:t xml:space="preserve">[HECHO] La norma no debe calcularse como un único grupo de referencia global fijo: existe un Baremo General (toda la muestra combinada, todos los países) desde el inicio del piloto, y se agregan Baremos por país que se activan automáticamente en cuanto cada país acumula suficiente volumen propio (Sección 2.4, DECISIONS.md punto 39). Además de esa segmentación por país —que es obligatoria y no depende de que la persona la declare—, la norma puede segmentarse adicionalmente, cuando el tamaño de muestra por segmento lo permita (ver Sección 3), por las siguientes variables demográficas opcionales:</w:t>
+      </w:r>
+    </w:p>
+    <w:p>
+      <w:pPr>
+        <w:pStyle w:val="ListParagraph"/>
+        <w:numPr>
+          <w:ilvl w:val="0"/>
+          <w:numId w:val="2"/>
+        </w:numPr>
+        <w:spacing w:after="80"/>
+      </w:pPr>
+      <w:r>
+        <w:rPr>
+          <w:rFonts w:ascii="Calibri" w:cs="Calibri" w:eastAsia="Calibri" w:hAnsi="Calibri"/>
+          <w:sz w:val="22"/>
+          <w:szCs w:val="22"/>
+        </w:rPr>
+        <w:t xml:space="preserve">(País ya no está en esta lista de variables opcionales: pasó a ser la segmentación obligatoria de la Sección 2.4, con su propio mecanismo de Baremo General + baremos por país, precisamente porque las normas sociales de referencia para varias dimensiones — p. ej. Impunidad, Ludopatía — pueden variar culturalmente entre países).</w:t>
       </w:r>
     </w:p>
     <w:p>
@@ -259,7 +259,163 @@
           <w:sz w:val="22"/>
           <w:szCs w:val="22"/>
         </w:rPr>
-        <w:t xml:space="preserve">[INFERENCIA] Mientras no exista volumen suficiente para sostener normas segmentadas de forma fiable, se debe usar una norma global provisional, indicando explícitamente en el reporte que es una norma preliminar no segmentada, sujeta a revisión.</w:t>
+        <w:t xml:space="preserve">[INFERENCIA] Mientras un país no acumule volumen suficiente para sostener un baremo propio de forma fiable, las personas de ese país se comparan contra el Baremo General, indicando explícitamente en el reporte que es el baremo usado, sujeto a revisión conforme ese país acumule su propio volumen (ver Sección 2.4).</w:t>
+      </w:r>
+    </w:p>
+    <w:p>
+      <w:pPr>
+        <w:pStyle w:val="Heading2"/>
+        <w:spacing w:after="120" w:before="240"/>
+      </w:pPr>
+      <w:r>
+        <w:t xml:space="preserve">2.4 Arquitectura de baremos: uno General/Global + uno por país (2026-09-11)</w:t>
+      </w:r>
+    </w:p>
+    <w:p>
+      <w:pPr>
+        <w:spacing w:after="140"/>
+      </w:pPr>
+      <w:r>
+        <w:rPr>
+          <w:rFonts w:ascii="Calibri" w:cs="Calibri" w:eastAsia="Calibri" w:hAnsi="Calibri"/>
+          <w:sz w:val="22"/>
+          <w:szCs w:val="22"/>
+        </w:rPr>
+        <w:t xml:space="preserve">[HECHO] A petición explícita de George, el instrumento no depende de un solo baremo mundial ni asume que las normas de referencia son iguales entre países (DECISIONS.md punto 39, Fase 12 Sección 8B). Se define una arquitectura de dos niveles que se construye incrementalmente con la data real, identificando siempre el país de origen de cada respuesta.</w:t>
+      </w:r>
+    </w:p>
+    <w:p>
+      <w:pPr>
+        <w:pStyle w:val="Heading3"/>
+        <w:spacing w:after="100" w:before="180"/>
+      </w:pPr>
+      <w:r>
+        <w:t xml:space="preserve">País de aplicación: dato técnico obligatorio, no una pregunta demográfica</w:t>
+      </w:r>
+    </w:p>
+    <w:p>
+      <w:pPr>
+        <w:spacing w:after="140"/>
+      </w:pPr>
+      <w:r>
+        <w:rPr>
+          <w:rFonts w:ascii="Calibri" w:cs="Calibri" w:eastAsia="Calibri" w:hAnsi="Calibri"/>
+          <w:sz w:val="22"/>
+          <w:szCs w:val="22"/>
+        </w:rPr>
+        <w:t xml:space="preserve">[HECHO] A diferencia de las variables demográficas de la Sección 5.4 (edad, género, educación, industria), que siguen siendo opcionales por diseño de privacidad, el país de aplicación es un campo técnico obligatorio — sin él nunca podría construirse ningún baremo por país, sin importar cuántos datos se acumulen con el tiempo. Se captura automáticamente, sin depender de que la persona lo declare voluntariamente:</w:t>
+      </w:r>
+    </w:p>
+    <w:p>
+      <w:pPr>
+        <w:pStyle w:val="ListParagraph"/>
+        <w:numPr>
+          <w:ilvl w:val="0"/>
+          <w:numId w:val="2"/>
+        </w:numPr>
+        <w:spacing w:after="80"/>
+      </w:pPr>
+      <w:r>
+        <w:rPr>
+          <w:rFonts w:ascii="Calibri" w:cs="Calibri" w:eastAsia="Calibri" w:hAnsi="Calibri"/>
+          <w:sz w:val="22"/>
+          <w:szCs w:val="22"/>
+        </w:rPr>
+        <w:t xml:space="preserve">Canal WhatsApp: código de país del número desde el que se aplica el test.</w:t>
+      </w:r>
+    </w:p>
+    <w:p>
+      <w:pPr>
+        <w:pStyle w:val="ListParagraph"/>
+        <w:numPr>
+          <w:ilvl w:val="0"/>
+          <w:numId w:val="2"/>
+        </w:numPr>
+        <w:spacing w:after="80"/>
+      </w:pPr>
+      <w:r>
+        <w:rPr>
+          <w:rFonts w:ascii="Calibri" w:cs="Calibri" w:eastAsia="Calibri" w:hAnsi="Calibri"/>
+          <w:sz w:val="22"/>
+          <w:szCs w:val="22"/>
+        </w:rPr>
+        <w:t xml:space="preserve">Canal B2B: país configurado en la cuenta de la empresa cliente.</w:t>
+      </w:r>
+    </w:p>
+    <w:p>
+      <w:pPr>
+        <w:pStyle w:val="ListParagraph"/>
+        <w:numPr>
+          <w:ilvl w:val="0"/>
+          <w:numId w:val="2"/>
+        </w:numPr>
+        <w:spacing w:after="80"/>
+      </w:pPr>
+      <w:r>
+        <w:rPr>
+          <w:rFonts w:ascii="Calibri" w:cs="Calibri" w:eastAsia="Calibri" w:hAnsi="Calibri"/>
+          <w:sz w:val="22"/>
+          <w:szCs w:val="22"/>
+        </w:rPr>
+        <w:t xml:space="preserve">Canal web B2C: selección obligatoria de país al iniciar el test (un solo campo, no se puede continuar sin elegirlo).</w:t>
+      </w:r>
+    </w:p>
+    <w:p>
+      <w:pPr>
+        <w:pStyle w:val="Heading3"/>
+        <w:spacing w:after="100" w:before="180"/>
+      </w:pPr>
+      <w:r>
+        <w:t xml:space="preserve">Los dos niveles de baremo</w:t>
+      </w:r>
+    </w:p>
+    <w:p>
+      <w:pPr>
+        <w:pStyle w:val="ListParagraph"/>
+        <w:numPr>
+          <w:ilvl w:val="0"/>
+          <w:numId w:val="2"/>
+        </w:numPr>
+        <w:spacing w:after="80"/>
+      </w:pPr>
+      <w:r>
+        <w:rPr>
+          <w:rFonts w:ascii="Calibri" w:cs="Calibri" w:eastAsia="Calibri" w:hAnsi="Calibri"/>
+          <w:sz w:val="22"/>
+          <w:szCs w:val="22"/>
+        </w:rPr>
+        <w:t xml:space="preserve">Baremo General (Global): muestra piloto combinada de todos los países, sin segmentar. Es el único baremo que existe al inicio del piloto (meta de 400-800 casos combinados, Sección 3), y el que sigue usando cualquier persona cuyo país todavía no tenga volumen propio.</w:t>
+      </w:r>
+    </w:p>
+    <w:p>
+      <w:pPr>
+        <w:pStyle w:val="ListParagraph"/>
+        <w:numPr>
+          <w:ilvl w:val="0"/>
+          <w:numId w:val="2"/>
+        </w:numPr>
+        <w:spacing w:after="80"/>
+      </w:pPr>
+      <w:r>
+        <w:rPr>
+          <w:rFonts w:ascii="Calibri" w:cs="Calibri" w:eastAsia="Calibri" w:hAnsi="Calibri"/>
+          <w:sz w:val="22"/>
+          <w:szCs w:val="22"/>
+        </w:rPr>
+        <w:t xml:space="preserve">Baremos por país: se activan automáticamente, país por país, en cuanto ese país específico acumula ≥300 casos propios (mismo umbral ya definido en la tabla de la Sección 3, fila "Norma por país/mercado prioritario"). Mientras un país no alcance ese mínimo, sus personas se siguen comparando contra el Baremo General — nunca contra el baremo de otro país distinto ("baremo prestado"), para no introducir sesgo cultural cruzado sin evidencia de que sea válido hacerlo.</w:t>
+      </w:r>
+    </w:p>
+    <w:p>
+      <w:pPr>
+        <w:spacing w:after="140"/>
+      </w:pPr>
+      <w:r>
+        <w:rPr>
+          <w:rFonts w:ascii="Calibri" w:cs="Calibri" w:eastAsia="Calibri" w:hAnsi="Calibri"/>
+          <w:sz w:val="22"/>
+          <w:szCs w:val="22"/>
+        </w:rPr>
+        <w:t xml:space="preserve">[HECHO] Recalibración: cada baremo (el General y cada uno por país) se actualiza de forma independiente, con la misma periodicidad ya definida en la Sección 4 (cada +20% de casos nuevos en ese baremo específico, o cada 6 meses, lo que ocurra primero). Transparencia obligatoria: todo percentil o puntuación Z mostrado en un reporte debe indicar explícitamente contra qué baremo se calculó (ej. "percentil calculado contra el Baremo General (n=612)" o "... contra el Baremo de Colombia (n=418)"), para que quien lee el reporte sepa qué tan específico es ese resultado. Si una persona pasa de compararse contra el Baremo General a compararse contra el baremo de su país entre dos aplicaciones, el reporte debe explicar ese cambio, no ocultarlo.</w:t>
       </w:r>
     </w:p>
     <w:p>
@@ -596,7 +752,7 @@
                 <w:sz w:val="20"/>
                 <w:szCs w:val="20"/>
               </w:rPr>
-              <w:t xml:space="preserve">Norma segmentada por país, una vez alcanzado el volumen</w:t>
+              <w:t xml:space="preserve">Activa automáticamente el Baremo de ese país (reemplaza al Baremo General solo para esa población, Sección 2.4)</w:t>
             </w:r>
           </w:p>
         </w:tc>
@@ -956,25 +1112,7 @@
           <w:sz w:val="22"/>
           <w:szCs w:val="22"/>
         </w:rPr>
-        <w:t xml:space="preserve">[HIPÓTESIS] Para permitir la segmentación de normas (Sección 2.3) y el análisis de funcionamiento diferencial de ítems (DIF, ver Fase 9), se recomienda registrar, siempre de forma opcional y explícitamente declarada como tal:</w:t>
-      </w:r>
-    </w:p>
-    <w:p>
-      <w:pPr>
-        <w:pStyle w:val="ListParagraph"/>
-        <w:numPr>
-          <w:ilvl w:val="0"/>
-          <w:numId w:val="2"/>
-        </w:numPr>
-        <w:spacing w:after="80"/>
-      </w:pPr>
-      <w:r>
-        <w:rPr>
-          <w:rFonts w:ascii="Calibri" w:cs="Calibri" w:eastAsia="Calibri" w:hAnsi="Calibri"/>
-          <w:sz w:val="22"/>
-          <w:szCs w:val="22"/>
-        </w:rPr>
-        <w:t xml:space="preserve">País o región de residencia/trabajo.</w:t>
+        <w:t xml:space="preserve">[HIPÓTESIS] El país de aplicación ya se captura de forma automática y obligatoria por separado (Sección 2.4) — no es parte de esta lista. Para permitir segmentación adicional de normas y el análisis de funcionamiento diferencial de ítems (DIF, ver Fase 9), se recomienda registrar, siempre de forma opcional y explícitamente declarada como tal, estas otras variables:</w:t>
       </w:r>
     </w:p>
     <w:p>
